--- a/docs/tech/ezEmail/메일 서버 로그 분석 방법.docx
+++ b/docs/tech/ezEmail/메일 서버 로그 분석 방법.docx
@@ -69,8 +69,6 @@
       <w:r>
         <w:t>23</w:t>
       </w:r>
-      <w:bookmarkStart w:id="0" w:name="_GoBack"/>
-      <w:bookmarkEnd w:id="0"/>
     </w:p>
     <w:p>
       <w:pPr>
@@ -1408,7 +1406,7 @@
           <w:sz w:val="36"/>
         </w:rPr>
       </w:pPr>
-      <w:bookmarkStart w:id="1" w:name="_Toc88571208"/>
+      <w:bookmarkStart w:id="0" w:name="_Toc88571208"/>
       <w:r>
         <w:rPr>
           <w:rFonts w:hint="eastAsia"/>
@@ -1425,7 +1423,7 @@
         </w:rPr>
         <w:t>mocha-sever</w:t>
       </w:r>
-      <w:bookmarkEnd w:id="1"/>
+      <w:bookmarkEnd w:id="0"/>
       <w:r>
         <w:rPr>
           <w:b/>
@@ -2355,7 +2353,6 @@
     </w:p>
     <w:p>
       <w:pPr>
-        <w:ind w:firstLineChars="50" w:firstLine="110"/>
         <w:rPr>
           <w:sz w:val="22"/>
         </w:rPr>
@@ -2416,9 +2413,9 @@
           <w:b/>
         </w:rPr>
       </w:pPr>
-      <w:bookmarkStart w:id="2" w:name="_Mailet의_기능과_설정"/>
-      <w:bookmarkStart w:id="3" w:name="_Toc88571209"/>
-      <w:bookmarkEnd w:id="2"/>
+      <w:bookmarkStart w:id="1" w:name="_Mailet의_기능과_설정"/>
+      <w:bookmarkStart w:id="2" w:name="_Toc88571209"/>
+      <w:bookmarkEnd w:id="1"/>
       <w:r>
         <w:rPr>
           <w:b/>
@@ -2435,7 +2432,7 @@
         </w:rPr>
         <w:t>의 기능과 설정</w:t>
       </w:r>
-      <w:bookmarkEnd w:id="3"/>
+      <w:bookmarkEnd w:id="2"/>
     </w:p>
     <w:p>
       <w:pPr>
@@ -3139,7 +3136,7 @@
           <w:sz w:val="28"/>
         </w:rPr>
       </w:pPr>
-      <w:bookmarkStart w:id="4" w:name="_Toc88571210"/>
+      <w:bookmarkStart w:id="3" w:name="_Toc88571210"/>
       <w:r>
         <w:rPr>
           <w:rFonts w:hint="eastAsia"/>
@@ -3177,7 +3174,7 @@
         </w:rPr>
         <w:t>기능</w:t>
       </w:r>
-      <w:bookmarkEnd w:id="4"/>
+      <w:bookmarkEnd w:id="3"/>
     </w:p>
     <w:p>
       <w:pPr>
@@ -4311,7 +4308,8 @@
     </w:p>
     <w:p>
       <w:pPr>
-        <w:ind w:left="283"/>
+        <w:widowControl w:val="0"/>
+        <w:ind w:left="284"/>
         <w:rPr>
           <w:sz w:val="22"/>
         </w:rPr>
@@ -4419,6 +4417,7 @@
     </w:p>
     <w:p>
       <w:pPr>
+        <w:widowControl w:val="0"/>
         <w:ind w:left="284"/>
         <w:rPr>
           <w:sz w:val="22"/>
@@ -4428,7 +4427,6 @@
         <w:rPr>
           <w:noProof/>
         </w:rPr>
-        <w:lastRenderedPageBreak/>
         <w:drawing>
           <wp:inline distT="0" distB="0" distL="0" distR="0" wp14:anchorId="51C7B5B3" wp14:editId="75927B5A">
             <wp:extent cx="5471160" cy="742950"/>
@@ -4484,6 +4482,7 @@
         <w:rPr>
           <w:noProof/>
         </w:rPr>
+        <w:lastRenderedPageBreak/>
         <w:drawing>
           <wp:inline distT="0" distB="0" distL="0" distR="0" wp14:anchorId="2E03F2E8" wp14:editId="688A722A">
             <wp:extent cx="5472000" cy="1339559"/>
@@ -5025,13 +5024,13 @@
           <w:b/>
           <w:sz w:val="22"/>
         </w:rPr>
-        <w:lastRenderedPageBreak/>
         <w:t>&lt;mailet match="RecipientIsLocal" class="JMochaCountryIP"&gt;</w:t>
       </w:r>
     </w:p>
     <w:p>
       <w:pPr>
-        <w:ind w:left="283"/>
+        <w:widowControl w:val="0"/>
+        <w:ind w:left="284"/>
         <w:rPr>
           <w:sz w:val="22"/>
         </w:rPr>
@@ -5132,7 +5131,16 @@
           <w:spacing w:val="-4"/>
           <w:sz w:val="22"/>
         </w:rPr>
-        <w:t>에서 해외에서 온 메일</w:t>
+        <w:t xml:space="preserve">에서 해외에서 온 </w:t>
+      </w:r>
+      <w:r>
+        <w:rPr>
+          <w:rFonts w:hint="eastAsia"/>
+          <w:spacing w:val="-4"/>
+          <w:sz w:val="22"/>
+        </w:rPr>
+        <w:lastRenderedPageBreak/>
+        <w:t>메일</w:t>
       </w:r>
       <w:r>
         <w:rPr>
@@ -5854,146 +5862,147 @@
     </w:p>
     <w:p>
       <w:pPr>
-        <w:ind w:left="283"/>
-        <w:rPr>
-          <w:sz w:val="22"/>
-        </w:rPr>
-      </w:pPr>
+        <w:widowControl w:val="0"/>
+        <w:ind w:left="284"/>
+        <w:rPr>
+          <w:sz w:val="22"/>
+        </w:rPr>
+      </w:pPr>
+      <w:r>
+        <w:rPr>
+          <w:rFonts w:hint="eastAsia"/>
+          <w:sz w:val="22"/>
+        </w:rPr>
+        <w:t>:</w:t>
+      </w:r>
+      <w:r>
+        <w:rPr>
+          <w:sz w:val="22"/>
+        </w:rPr>
+        <w:t xml:space="preserve"> </w:t>
+      </w:r>
+      <w:r>
+        <w:rPr>
+          <w:rFonts w:hint="eastAsia"/>
+          <w:sz w:val="22"/>
+        </w:rPr>
+        <w:t xml:space="preserve">수신된 메일을 </w:t>
+      </w:r>
+      <w:r>
+        <w:rPr>
+          <w:rFonts w:hint="eastAsia"/>
+          <w:sz w:val="22"/>
+        </w:rPr>
+        <w:t xml:space="preserve">받은 </w:t>
+      </w:r>
+      <w:r>
+        <w:rPr>
+          <w:rFonts w:hint="eastAsia"/>
+          <w:sz w:val="22"/>
+        </w:rPr>
+        <w:t>편지함으로 넣어주는 역할을 한다.</w:t>
+      </w:r>
+      <w:r>
+        <w:rPr>
+          <w:sz w:val="22"/>
+        </w:rPr>
+        <w:t xml:space="preserve"> JMochaMailFilter</w:t>
+      </w:r>
+      <w:r>
+        <w:rPr>
+          <w:rFonts w:hint="eastAsia"/>
+          <w:sz w:val="22"/>
+        </w:rPr>
+        <w:t>에서</w:t>
+      </w:r>
+      <w:r>
+        <w:rPr>
+          <w:rFonts w:hint="eastAsia"/>
+          <w:sz w:val="22"/>
+        </w:rPr>
+        <w:t xml:space="preserve"> 처리하지 않은</w:t>
+      </w:r>
+      <w:r>
+        <w:rPr>
+          <w:rFonts w:hint="eastAsia"/>
+          <w:sz w:val="22"/>
+        </w:rPr>
+        <w:t xml:space="preserve"> </w:t>
+      </w:r>
+      <w:r>
+        <w:rPr>
+          <w:rFonts w:hint="eastAsia"/>
+          <w:sz w:val="22"/>
+        </w:rPr>
+        <w:t xml:space="preserve">일반적인 </w:t>
+      </w:r>
+      <w:r>
+        <w:rPr>
+          <w:rFonts w:hint="eastAsia"/>
+          <w:sz w:val="22"/>
+        </w:rPr>
+        <w:t xml:space="preserve">메일의 </w:t>
+      </w:r>
+      <w:r>
+        <w:rPr>
+          <w:rFonts w:hint="eastAsia"/>
+          <w:sz w:val="22"/>
+        </w:rPr>
+        <w:t>경우</w:t>
+      </w:r>
+      <w:r>
+        <w:rPr>
+          <w:rFonts w:hint="eastAsia"/>
+          <w:sz w:val="22"/>
+        </w:rPr>
+        <w:t>는</w:t>
+      </w:r>
+      <w:r>
+        <w:rPr>
+          <w:rFonts w:hint="eastAsia"/>
+          <w:sz w:val="22"/>
+        </w:rPr>
+        <w:t xml:space="preserve"> </w:t>
+      </w:r>
+      <w:r>
+        <w:rPr>
+          <w:sz w:val="22"/>
+        </w:rPr>
+        <w:t>LocalDelivery</w:t>
+      </w:r>
+      <w:r>
+        <w:rPr>
+          <w:rFonts w:hint="eastAsia"/>
+          <w:sz w:val="22"/>
+        </w:rPr>
+        <w:t>가</w:t>
+      </w:r>
+      <w:r>
+        <w:rPr>
+          <w:rFonts w:hint="eastAsia"/>
+          <w:sz w:val="22"/>
+        </w:rPr>
+        <w:t xml:space="preserve"> 받은 편지함으로 전달한다.</w:t>
+      </w:r>
+      <w:r>
+        <w:rPr>
+          <w:rFonts w:hint="eastAsia"/>
+          <w:sz w:val="22"/>
+        </w:rPr>
+        <w:t xml:space="preserve"> </w:t>
+      </w:r>
+      <w:r>
+        <w:rPr>
+          <w:sz w:val="22"/>
+        </w:rPr>
+        <w:t xml:space="preserve"> </w:t>
+      </w:r>
       <w:r>
         <w:rPr>
           <w:rFonts w:hint="eastAsia"/>
           <w:sz w:val="22"/>
         </w:rPr>
         <w:lastRenderedPageBreak/>
-        <w:t>:</w:t>
-      </w:r>
-      <w:r>
-        <w:rPr>
-          <w:sz w:val="22"/>
-        </w:rPr>
-        <w:t xml:space="preserve"> </w:t>
-      </w:r>
-      <w:r>
-        <w:rPr>
-          <w:rFonts w:hint="eastAsia"/>
-          <w:sz w:val="22"/>
-        </w:rPr>
-        <w:t xml:space="preserve">수신된 메일을 </w:t>
-      </w:r>
-      <w:r>
-        <w:rPr>
-          <w:rFonts w:hint="eastAsia"/>
-          <w:sz w:val="22"/>
-        </w:rPr>
-        <w:t xml:space="preserve">받은 </w:t>
-      </w:r>
-      <w:r>
-        <w:rPr>
-          <w:rFonts w:hint="eastAsia"/>
-          <w:sz w:val="22"/>
-        </w:rPr>
-        <w:t>편지함으로 넣어주는 역할을 한다.</w:t>
-      </w:r>
-      <w:r>
-        <w:rPr>
-          <w:sz w:val="22"/>
-        </w:rPr>
-        <w:t xml:space="preserve"> JMochaMailFilter</w:t>
-      </w:r>
-      <w:r>
-        <w:rPr>
-          <w:rFonts w:hint="eastAsia"/>
-          <w:sz w:val="22"/>
-        </w:rPr>
-        <w:t>에서</w:t>
-      </w:r>
-      <w:r>
-        <w:rPr>
-          <w:rFonts w:hint="eastAsia"/>
-          <w:sz w:val="22"/>
-        </w:rPr>
-        <w:t xml:space="preserve"> 처리하지 않은</w:t>
-      </w:r>
-      <w:r>
-        <w:rPr>
-          <w:rFonts w:hint="eastAsia"/>
-          <w:sz w:val="22"/>
-        </w:rPr>
-        <w:t xml:space="preserve"> </w:t>
-      </w:r>
-      <w:r>
-        <w:rPr>
-          <w:rFonts w:hint="eastAsia"/>
-          <w:sz w:val="22"/>
-        </w:rPr>
-        <w:t xml:space="preserve">일반적인 </w:t>
-      </w:r>
-      <w:r>
-        <w:rPr>
-          <w:rFonts w:hint="eastAsia"/>
-          <w:sz w:val="22"/>
-        </w:rPr>
-        <w:t xml:space="preserve">메일의 </w:t>
-      </w:r>
-      <w:r>
-        <w:rPr>
-          <w:rFonts w:hint="eastAsia"/>
-          <w:sz w:val="22"/>
-        </w:rPr>
-        <w:t>경우</w:t>
-      </w:r>
-      <w:r>
-        <w:rPr>
-          <w:rFonts w:hint="eastAsia"/>
-          <w:sz w:val="22"/>
-        </w:rPr>
-        <w:t>는</w:t>
-      </w:r>
-      <w:r>
-        <w:rPr>
-          <w:rFonts w:hint="eastAsia"/>
-          <w:sz w:val="22"/>
-        </w:rPr>
-        <w:t xml:space="preserve"> </w:t>
-      </w:r>
-      <w:r>
-        <w:rPr>
-          <w:sz w:val="22"/>
-        </w:rPr>
-        <w:t>LocalDelivery</w:t>
-      </w:r>
-      <w:r>
-        <w:rPr>
-          <w:rFonts w:hint="eastAsia"/>
-          <w:sz w:val="22"/>
-        </w:rPr>
-        <w:t>가</w:t>
-      </w:r>
-      <w:r>
-        <w:rPr>
-          <w:rFonts w:hint="eastAsia"/>
-          <w:sz w:val="22"/>
-        </w:rPr>
-        <w:t xml:space="preserve"> 받은 편지함으로 전달한다.</w:t>
-      </w:r>
-      <w:r>
-        <w:rPr>
-          <w:rFonts w:hint="eastAsia"/>
-          <w:sz w:val="22"/>
-        </w:rPr>
-        <w:t xml:space="preserve"> </w:t>
-      </w:r>
-      <w:r>
-        <w:rPr>
-          <w:sz w:val="22"/>
-        </w:rPr>
-        <w:t xml:space="preserve"> </w:t>
-      </w:r>
-      <w:r>
-        <w:rPr>
-          <w:rFonts w:hint="eastAsia"/>
-          <w:sz w:val="22"/>
-        </w:rPr>
         <w:t>이때도 메일 저장소가 가득차서</w:t>
       </w:r>
       <w:r>
@@ -6121,7 +6130,7 @@
                     <a:ln>
                       <a:solidFill>
                         <a:schemeClr val="bg1">
-                          <a:lumMod val="65000"/>
+                          <a:lumMod val="75000"/>
                         </a:schemeClr>
                       </a:solidFill>
                     </a:ln>
@@ -6175,9 +6184,9 @@
                     </a:prstGeom>
                     <a:ln w="9525" cap="flat" cmpd="sng" algn="ctr">
                       <a:solidFill>
-                        <a:sysClr val="window" lastClr="FFFFFF">
-                          <a:lumMod val="65000"/>
-                        </a:sysClr>
+                        <a:schemeClr val="bg1">
+                          <a:lumMod val="75000"/>
+                        </a:schemeClr>
                       </a:solidFill>
                       <a:prstDash val="solid"/>
                       <a:round/>
@@ -6910,7 +6919,6 @@
           <w:rFonts w:hint="eastAsia"/>
           <w:sz w:val="22"/>
         </w:rPr>
-        <w:lastRenderedPageBreak/>
         <w:t>*</w:t>
       </w:r>
       <w:r>
@@ -6997,27 +7005,20 @@
     </w:p>
     <w:p>
       <w:pPr>
-        <w:ind w:left="283"/>
-        <w:rPr>
-          <w:sz w:val="22"/>
-        </w:rPr>
-      </w:pPr>
-    </w:p>
-    <w:p>
-      <w:pPr>
         <w:pStyle w:val="1"/>
         <w:rPr>
           <w:b/>
           <w:sz w:val="36"/>
         </w:rPr>
       </w:pPr>
-      <w:bookmarkStart w:id="5" w:name="_Toc88571211"/>
+      <w:bookmarkStart w:id="4" w:name="_Toc88571211"/>
       <w:r>
         <w:rPr>
           <w:rFonts w:hint="eastAsia"/>
           <w:b/>
           <w:sz w:val="36"/>
         </w:rPr>
+        <w:lastRenderedPageBreak/>
         <w:t>메일</w:t>
       </w:r>
       <w:r>
@@ -7036,7 +7037,7 @@
         </w:rPr>
         <w:t>로그 분석</w:t>
       </w:r>
-      <w:bookmarkEnd w:id="5"/>
+      <w:bookmarkEnd w:id="4"/>
     </w:p>
     <w:p>
       <w:pPr>
@@ -7050,7 +7051,7 @@
           <w:sz w:val="36"/>
         </w:rPr>
       </w:pPr>
-      <w:bookmarkStart w:id="6" w:name="_Toc88571212"/>
+      <w:bookmarkStart w:id="5" w:name="_Toc88571212"/>
       <w:r>
         <w:rPr>
           <w:b/>
@@ -7077,7 +7078,7 @@
         </w:rPr>
         <w:t>메일 전송</w:t>
       </w:r>
-      <w:bookmarkEnd w:id="6"/>
+      <w:bookmarkEnd w:id="5"/>
     </w:p>
     <w:p>
       <w:pPr>
@@ -7301,7 +7302,7 @@
         </w:rPr>
         <w:t xml:space="preserve">ssh </w:t>
       </w:r>
-      <w:bookmarkStart w:id="7" w:name="_Hlk88120755"/>
+      <w:bookmarkStart w:id="6" w:name="_Hlk88120755"/>
       <w:r>
         <w:rPr>
           <w:b/>
@@ -7309,7 +7310,7 @@
         </w:rPr>
         <w:t>jmocha@10.0.102.94</w:t>
       </w:r>
-      <w:bookmarkEnd w:id="7"/>
+      <w:bookmarkEnd w:id="6"/>
     </w:p>
     <w:p>
       <w:pPr>
@@ -7691,7 +7692,6 @@
           <w:noProof/>
           <w:sz w:val="22"/>
         </w:rPr>
-        <w:lastRenderedPageBreak/>
         <w:drawing>
           <wp:inline distT="0" distB="0" distL="0" distR="0" wp14:anchorId="556A85D0">
             <wp:extent cx="5731200" cy="3362613"/>
@@ -7757,6 +7757,7 @@
           <w:rFonts w:hint="eastAsia"/>
           <w:sz w:val="22"/>
         </w:rPr>
+        <w:lastRenderedPageBreak/>
         <w:t>j</w:t>
       </w:r>
       <w:r>
@@ -8316,7 +8317,6 @@
           <w:noProof/>
           <w:sz w:val="22"/>
         </w:rPr>
-        <w:lastRenderedPageBreak/>
         <mc:AlternateContent>
           <mc:Choice Requires="wps">
             <w:drawing>
@@ -8669,14 +8669,15 @@
           <w:sz w:val="36"/>
         </w:rPr>
       </w:pPr>
-      <w:bookmarkStart w:id="8" w:name="_Toc88571213"/>
-      <w:r>
-        <w:rPr>
-          <w:b/>
-        </w:rPr>
+      <w:bookmarkStart w:id="7" w:name="_Toc88571213"/>
+      <w:r>
+        <w:rPr>
+          <w:b/>
+        </w:rPr>
+        <w:lastRenderedPageBreak/>
         <w:t>Successfully spooled mail</w:t>
       </w:r>
-      <w:bookmarkEnd w:id="8"/>
+      <w:bookmarkEnd w:id="7"/>
     </w:p>
     <w:p>
       <w:pPr>
@@ -9079,13 +9080,12 @@
           <w:sz w:val="36"/>
         </w:rPr>
       </w:pPr>
-      <w:bookmarkStart w:id="9" w:name="_Toc88571214"/>
-      <w:r>
-        <w:rPr>
-          <w:rFonts w:hint="eastAsia"/>
-          <w:b/>
-        </w:rPr>
-        <w:lastRenderedPageBreak/>
+      <w:bookmarkStart w:id="8" w:name="_Toc88571214"/>
+      <w:r>
+        <w:rPr>
+          <w:rFonts w:hint="eastAsia"/>
+          <w:b/>
+        </w:rPr>
         <w:t>M</w:t>
       </w:r>
       <w:r>
@@ -9120,7 +9120,7 @@
         </w:rPr>
         <w:t>로그 분석</w:t>
       </w:r>
-      <w:bookmarkEnd w:id="9"/>
+      <w:bookmarkEnd w:id="8"/>
     </w:p>
     <w:p>
       <w:pPr>
@@ -9220,25 +9220,19 @@
           <w:sz w:val="22"/>
         </w:rPr>
       </w:pPr>
-      <w:r>
-        <w:rPr>
-          <w:sz w:val="22"/>
-        </w:rPr>
-        <w:t>james.smtpserver | Successfully spooled mail MailXXXX</w:t>
-      </w:r>
       <w:proofErr w:type="gramStart"/>
       <w:r>
         <w:rPr>
           <w:sz w:val="22"/>
         </w:rPr>
-        <w:t>…..</w:t>
+        <w:t>james.smtpserver</w:t>
       </w:r>
       <w:proofErr w:type="gramEnd"/>
       <w:r>
         <w:rPr>
           <w:sz w:val="22"/>
         </w:rPr>
-        <w:t>XXXX</w:t>
+        <w:t xml:space="preserve"> | Successfully spooled mail MailXXXX…..XXXX</w:t>
       </w:r>
     </w:p>
     <w:p>
@@ -9254,11 +9248,19 @@
           <w:sz w:val="22"/>
         </w:rPr>
       </w:pPr>
-      <w:r>
-        <w:rPr>
-          <w:sz w:val="22"/>
-        </w:rPr>
-        <w:t xml:space="preserve">james.mailspooler | </w:t>
+      <w:proofErr w:type="gramStart"/>
+      <w:r>
+        <w:rPr>
+          <w:sz w:val="22"/>
+        </w:rPr>
+        <w:t>james.mailspooler</w:t>
+      </w:r>
+      <w:proofErr w:type="gramEnd"/>
+      <w:r>
+        <w:rPr>
+          <w:sz w:val="22"/>
+        </w:rPr>
+        <w:t xml:space="preserve"> | </w:t>
       </w:r>
       <w:r>
         <w:rPr>
@@ -9271,21 +9273,7 @@
         <w:rPr>
           <w:sz w:val="22"/>
         </w:rPr>
-        <w:t>egin processing mail MailXXXX</w:t>
-      </w:r>
-      <w:proofErr w:type="gramStart"/>
-      <w:r>
-        <w:rPr>
-          <w:sz w:val="22"/>
-        </w:rPr>
-        <w:t>…..</w:t>
-      </w:r>
-      <w:proofErr w:type="gramEnd"/>
-      <w:r>
-        <w:rPr>
-          <w:sz w:val="22"/>
-        </w:rPr>
-        <w:t>XXXX</w:t>
+        <w:t>egin processing mail MailXXXX…..XXXX</w:t>
       </w:r>
     </w:p>
     <w:p>
@@ -9394,7 +9382,7 @@
           <w:sz w:val="22"/>
         </w:rPr>
       </w:pPr>
-      <w:bookmarkStart w:id="10" w:name="_Toc88571215"/>
+      <w:bookmarkStart w:id="9" w:name="_Toc88571215"/>
       <w:r>
         <w:rPr>
           <w:rFonts w:hint="eastAsia"/>
@@ -9418,7 +9406,7 @@
         </w:rPr>
         <w:t>다중 수신자</w:t>
       </w:r>
-      <w:bookmarkEnd w:id="10"/>
+      <w:bookmarkEnd w:id="9"/>
     </w:p>
     <w:p>
       <w:pPr>
@@ -9526,6 +9514,7 @@
           <w:noProof/>
           <w:sz w:val="22"/>
         </w:rPr>
+        <w:lastRenderedPageBreak/>
         <w:drawing>
           <wp:inline distT="0" distB="0" distL="0" distR="0" wp14:anchorId="2EF7856B" wp14:editId="68C6143D">
             <wp:extent cx="5731510" cy="1247140"/>
@@ -9669,7 +9658,7 @@
           <w:sz w:val="22"/>
         </w:rPr>
       </w:pPr>
-      <w:bookmarkStart w:id="11" w:name="_Toc88571216"/>
+      <w:bookmarkStart w:id="10" w:name="_Toc88571216"/>
       <w:r>
         <w:rPr>
           <w:rFonts w:hint="eastAsia"/>
@@ -9693,7 +9682,7 @@
         </w:rPr>
         <w:t>자동분류</w:t>
       </w:r>
-      <w:bookmarkEnd w:id="11"/>
+      <w:bookmarkEnd w:id="10"/>
     </w:p>
     <w:p>
       <w:pPr>
@@ -9961,7 +9950,6 @@
           <w:noProof/>
           <w:sz w:val="22"/>
         </w:rPr>
-        <w:lastRenderedPageBreak/>
         <w:drawing>
           <wp:inline distT="0" distB="0" distL="0" distR="0" wp14:anchorId="7604B1D2" wp14:editId="79069E55">
             <wp:extent cx="5731510" cy="1728470"/>
@@ -10476,6 +10464,7 @@
           <w:rFonts w:hint="eastAsia"/>
           <w:sz w:val="22"/>
         </w:rPr>
+        <w:lastRenderedPageBreak/>
         <w:t>설정과 동일한 로그를 확인할 수 있다.</w:t>
       </w:r>
       <w:r>
@@ -10676,7 +10665,7 @@
           <w:sz w:val="22"/>
         </w:rPr>
       </w:pPr>
-      <w:bookmarkStart w:id="12" w:name="_Toc88571217"/>
+      <w:bookmarkStart w:id="11" w:name="_Toc88571217"/>
       <w:r>
         <w:rPr>
           <w:rFonts w:hint="eastAsia"/>
@@ -10716,7 +10705,7 @@
         </w:rPr>
         <w:t xml:space="preserve"> 전송</w:t>
       </w:r>
-      <w:bookmarkEnd w:id="12"/>
+      <w:bookmarkEnd w:id="11"/>
     </w:p>
     <w:p>
       <w:pPr>
@@ -10771,7 +10760,6 @@
           <w:noProof/>
           <w:sz w:val="22"/>
         </w:rPr>
-        <w:lastRenderedPageBreak/>
         <w:drawing>
           <wp:inline distT="0" distB="0" distL="0" distR="0" wp14:anchorId="3D65DDC0" wp14:editId="07F8F255">
             <wp:extent cx="5731200" cy="2989609"/>
@@ -11086,13 +11074,15 @@
     <w:p>
       <w:pPr>
         <w:pStyle w:val="2"/>
+        <w:keepNext w:val="0"/>
+        <w:widowControl w:val="0"/>
         <w:ind w:firstLineChars="100" w:firstLine="220"/>
         <w:rPr>
           <w:b/>
           <w:sz w:val="22"/>
         </w:rPr>
       </w:pPr>
-      <w:bookmarkStart w:id="13" w:name="_Toc88571218"/>
+      <w:bookmarkStart w:id="12" w:name="_Toc88571218"/>
       <w:r>
         <w:rPr>
           <w:rFonts w:hint="eastAsia"/>
@@ -11116,10 +11106,11 @@
         </w:rPr>
         <w:t>수신자 도메인 오류</w:t>
       </w:r>
-      <w:bookmarkEnd w:id="13"/>
+      <w:bookmarkEnd w:id="12"/>
     </w:p>
     <w:p>
       <w:pPr>
+        <w:widowControl w:val="0"/>
         <w:ind w:firstLineChars="100" w:firstLine="220"/>
         <w:rPr>
           <w:sz w:val="22"/>
@@ -11170,7 +11161,15 @@
           <w:rFonts w:hint="eastAsia"/>
           <w:sz w:val="22"/>
         </w:rPr>
-        <w:t>를 조회하는데,</w:t>
+        <w:t xml:space="preserve">를 </w:t>
+      </w:r>
+      <w:r>
+        <w:rPr>
+          <w:rFonts w:hint="eastAsia"/>
+          <w:sz w:val="22"/>
+        </w:rPr>
+        <w:lastRenderedPageBreak/>
+        <w:t>조회하는데,</w:t>
       </w:r>
       <w:r>
         <w:rPr>
@@ -11223,7 +11222,6 @@
         <w:rPr>
           <w:sz w:val="22"/>
         </w:rPr>
-        <w:lastRenderedPageBreak/>
         <w:t xml:space="preserve"> </w:t>
       </w:r>
       <w:r>
@@ -11448,7 +11446,7 @@
                     <a:ln>
                       <a:solidFill>
                         <a:schemeClr val="bg1">
-                          <a:lumMod val="65000"/>
+                          <a:lumMod val="75000"/>
                         </a:schemeClr>
                       </a:solidFill>
                     </a:ln>
@@ -11464,6 +11462,8 @@
           </wp:inline>
         </w:drawing>
       </w:r>
+      <w:bookmarkStart w:id="13" w:name="_GoBack"/>
+      <w:bookmarkEnd w:id="13"/>
     </w:p>
     <w:p>
       <w:pPr>
@@ -11489,7 +11489,6 @@
           <w:b/>
           <w:sz w:val="22"/>
         </w:rPr>
-        <w:lastRenderedPageBreak/>
         <w:t>(</w:t>
       </w:r>
       <w:r>
@@ -11540,6 +11539,7 @@
           <w:sz w:val="22"/>
         </w:rPr>
       </w:pPr>
+      <w:proofErr w:type="spellStart"/>
       <w:r>
         <w:rPr>
           <w:rFonts w:hint="eastAsia"/>
@@ -11555,6 +11555,7 @@
         </w:rPr>
         <w:t>zEKP</w:t>
       </w:r>
+      <w:proofErr w:type="spellEnd"/>
       <w:r>
         <w:rPr>
           <w:rFonts w:hint="eastAsia"/>
@@ -12238,8 +12239,16 @@
         <w:rPr>
           <w:sz w:val="22"/>
         </w:rPr>
-        <w:t xml:space="preserve"> jmocha</w:t>
-      </w:r>
+        <w:t xml:space="preserve"> </w:t>
+      </w:r>
+      <w:proofErr w:type="spellStart"/>
+      <w:r>
+        <w:rPr>
+          <w:sz w:val="22"/>
+        </w:rPr>
+        <w:t>jmocha</w:t>
+      </w:r>
+      <w:proofErr w:type="spellEnd"/>
       <w:r>
         <w:rPr>
           <w:rFonts w:hint="eastAsia"/>
@@ -12747,6 +12756,7 @@
           <w:b/>
           <w:sz w:val="22"/>
         </w:rPr>
+        <w:lastRenderedPageBreak/>
         <w:t>grep “</w:t>
       </w:r>
       <w:r>
@@ -12809,7 +12819,6 @@
           <w:rFonts w:hint="eastAsia"/>
           <w:sz w:val="22"/>
         </w:rPr>
-        <w:lastRenderedPageBreak/>
         <w:t>:</w:t>
       </w:r>
       <w:r>
@@ -14099,7 +14108,6 @@
     <w:p>
       <w:pPr>
         <w:rPr>
-          <w:rFonts w:hint="eastAsia"/>
           <w:sz w:val="22"/>
         </w:rPr>
       </w:pPr>
@@ -14484,12 +14492,12 @@
     <w:p>
       <w:pPr>
         <w:rPr>
-          <w:rFonts w:hint="eastAsia"/>
-          <w:sz w:val="22"/>
-        </w:rPr>
-      </w:pPr>
-      <w:r>
-        <w:rPr>
+          <w:sz w:val="22"/>
+        </w:rPr>
+      </w:pPr>
+      <w:r>
+        <w:rPr>
+          <w:noProof/>
           <w:sz w:val="22"/>
         </w:rPr>
         <w:drawing>
@@ -14562,14 +14570,7 @@
           <w:rFonts w:hint="eastAsia"/>
           <w:sz w:val="22"/>
         </w:rPr>
-        <w:t xml:space="preserve">로 받은 이메일을 </w:t>
-      </w:r>
-      <w:r>
-        <w:rPr>
-          <w:rFonts w:hint="eastAsia"/>
-          <w:sz w:val="22"/>
-        </w:rPr>
-        <w:t>j</w:t>
+        <w:t>로 받은 이메일을 j</w:t>
       </w:r>
       <w:r>
         <w:rPr>
@@ -14582,14 +14583,7 @@
           <w:rFonts w:hint="eastAsia"/>
           <w:sz w:val="22"/>
         </w:rPr>
-        <w:t>으</w:t>
-      </w:r>
-      <w:r>
-        <w:rPr>
-          <w:rFonts w:hint="eastAsia"/>
-          <w:sz w:val="22"/>
-        </w:rPr>
-        <w:t xml:space="preserve">로 </w:t>
+        <w:t xml:space="preserve">으로 </w:t>
       </w:r>
       <w:r>
         <w:rPr>
@@ -14691,6 +14685,7 @@
       </w:pPr>
       <w:r>
         <w:rPr>
+          <w:noProof/>
           <w:sz w:val="22"/>
         </w:rPr>
         <w:lastRenderedPageBreak/>
@@ -14774,6 +14769,7 @@
       </w:r>
       <w:r>
         <w:rPr>
+          <w:noProof/>
           <w:sz w:val="22"/>
         </w:rPr>
         <mc:AlternateContent>
@@ -15023,12 +15019,12 @@
     <w:p>
       <w:pPr>
         <w:rPr>
-          <w:rFonts w:hint="eastAsia"/>
-          <w:sz w:val="22"/>
-        </w:rPr>
-      </w:pPr>
-      <w:r>
-        <w:rPr>
+          <w:sz w:val="22"/>
+        </w:rPr>
+      </w:pPr>
+      <w:r>
+        <w:rPr>
+          <w:noProof/>
           <w:sz w:val="22"/>
         </w:rPr>
         <w:lastRenderedPageBreak/>
@@ -15403,6 +15399,7 @@
       </w:pPr>
       <w:r>
         <w:rPr>
+          <w:noProof/>
           <w:sz w:val="22"/>
         </w:rPr>
         <w:drawing>
@@ -15774,7 +15771,6 @@
       <w:pPr>
         <w:ind w:left="800"/>
         <w:rPr>
-          <w:rFonts w:hint="eastAsia"/>
           <w:sz w:val="22"/>
         </w:rPr>
       </w:pPr>
@@ -15783,7 +15779,6 @@
       <w:pPr>
         <w:ind w:firstLineChars="50" w:firstLine="110"/>
         <w:rPr>
-          <w:rFonts w:hint="eastAsia"/>
           <w:sz w:val="22"/>
         </w:rPr>
       </w:pPr>
@@ -15857,14 +15852,7 @@
           <w:rFonts w:hint="eastAsia"/>
           <w:sz w:val="22"/>
         </w:rPr>
-        <w:t>다</w:t>
-      </w:r>
-      <w:r>
-        <w:rPr>
-          <w:rFonts w:hint="eastAsia"/>
-          <w:sz w:val="22"/>
-        </w:rPr>
-        <w:t>.</w:t>
+        <w:t>다.</w:t>
       </w:r>
       <w:r>
         <w:rPr>
@@ -15888,6 +15876,7 @@
       </w:pPr>
       <w:r>
         <w:rPr>
+          <w:noProof/>
           <w:sz w:val="22"/>
         </w:rPr>
         <w:drawing>
@@ -15935,6 +15924,7 @@
       </w:pPr>
       <w:r>
         <w:rPr>
+          <w:noProof/>
           <w:sz w:val="22"/>
         </w:rPr>
         <w:drawing>
@@ -15990,6 +15980,7 @@
       </w:r>
       <w:r>
         <w:rPr>
+          <w:noProof/>
           <w:sz w:val="22"/>
         </w:rPr>
         <w:drawing>
@@ -16292,7 +16283,6 @@
         <w:spacing w:after="0"/>
         <w:ind w:leftChars="0" w:left="580"/>
         <w:rPr>
-          <w:rFonts w:hint="eastAsia"/>
           <w:b/>
           <w:color w:val="7F7F7F" w:themeColor="text1" w:themeTint="80"/>
           <w:spacing w:val="-2"/>
@@ -16340,7 +16330,6 @@
       <w:pPr>
         <w:ind w:firstLineChars="100" w:firstLine="220"/>
         <w:rPr>
-          <w:rFonts w:hint="eastAsia"/>
           <w:sz w:val="22"/>
         </w:rPr>
       </w:pPr>
@@ -16348,7 +16337,6 @@
     <w:p>
       <w:pPr>
         <w:rPr>
-          <w:rFonts w:hint="eastAsia"/>
           <w:b/>
           <w:sz w:val="22"/>
         </w:rPr>
@@ -17104,7 +17092,6 @@
     <w:p>
       <w:pPr>
         <w:rPr>
-          <w:rFonts w:hint="eastAsia"/>
           <w:sz w:val="22"/>
         </w:rPr>
       </w:pPr>
@@ -22068,6 +22055,7 @@
   <w:style w:type="character" w:default="1" w:styleId="a0">
     <w:name w:val="Default Paragraph Font"/>
     <w:uiPriority w:val="1"/>
+    <w:semiHidden/>
     <w:unhideWhenUsed/>
   </w:style>
   <w:style w:type="table" w:default="1" w:styleId="a1">
@@ -22665,7 +22653,7 @@
 </file>
 
 <file path=customXml/itemProps1.xml><?xml version="1.0" encoding="utf-8"?>
-<ds:datastoreItem xmlns:ds="http://schemas.openxmlformats.org/officeDocument/2006/customXml" ds:itemID="{FDC2D34D-C9A2-4B3A-863C-CB64E36EE97E}">
+<ds:datastoreItem xmlns:ds="http://schemas.openxmlformats.org/officeDocument/2006/customXml" ds:itemID="{226D9F86-705A-48CB-AD2A-069D9DBC6392}">
   <ds:schemaRefs>
     <ds:schemaRef ds:uri="http://schemas.openxmlformats.org/officeDocument/2006/bibliography"/>
   </ds:schemaRefs>
